--- a/docs/exports/04-UI-UX.docx
+++ b/docs/exports/04-UI-UX.docx
@@ -348,7 +348,104 @@
         <w:t xml:space="preserve"> </w:t>
       </w:r>
       <w:r>
-        <w:t xml:space="preserve">as cards (topic + source-spread mini-bar + sentiment).</w:t>
+        <w:t xml:space="preserve">as cards,</w:t>
+      </w:r>
+      <w:r>
+        <w:t xml:space="preserve"> </w:t>
+      </w:r>
+      <w:r>
+        <w:rPr>
+          <w:b/>
+          <w:bCs/>
+        </w:rPr>
+        <w:t xml:space="preserve">ranked by relevance</w:t>
+      </w:r>
+      <w:r>
+        <w:t xml:space="preserve"> </w:t>
+      </w:r>
+      <w:r>
+        <w:t xml:space="preserve">(</w:t>
+      </w:r>
+      <w:r>
+        <w:rPr>
+          <w:rStyle w:val="VerbatimChar"/>
+        </w:rPr>
+        <w:t xml:space="preserve">impact_score × region_relevance</w:t>
+      </w:r>
+      <w:r>
+        <w:t xml:space="preserve">, D-012) — not recency. Each card leads with its</w:t>
+      </w:r>
+      <w:r>
+        <w:t xml:space="preserve"> </w:t>
+      </w:r>
+      <w:r>
+        <w:rPr>
+          <w:b/>
+          <w:bCs/>
+        </w:rPr>
+        <w:t xml:space="preserve">impact chain</w:t>
+      </w:r>
+      <w:r>
+        <w:t xml:space="preserve"> </w:t>
+      </w:r>
+      <w:r>
+        <w:t xml:space="preserve">(</w:t>
+      </w:r>
+      <w:r>
+        <w:t xml:space="preserve">“Iran tension → oil → fuel/inflation”</w:t>
+      </w:r>
+      <w:r>
+        <w:t xml:space="preserve">) so the</w:t>
+      </w:r>
+      <w:r>
+        <w:t xml:space="preserve"> </w:t>
+      </w:r>
+      <w:r>
+        <w:rPr>
+          <w:i/>
+          <w:iCs/>
+        </w:rPr>
+        <w:t xml:space="preserve">why-it-matters</w:t>
+      </w:r>
+      <w:r>
+        <w:t xml:space="preserve"> </w:t>
+      </w:r>
+      <w:r>
+        <w:t xml:space="preserve">is visible at a glance.</w:t>
+      </w:r>
+    </w:p>
+    <w:p>
+      <w:pPr>
+        <w:pStyle w:val="Compact"/>
+        <w:numPr>
+          <w:ilvl w:val="0"/>
+          <w:numId w:val="1002"/>
+        </w:numPr>
+      </w:pPr>
+      <w:r>
+        <w:t xml:space="preserve">A quiet</w:t>
+      </w:r>
+      <w:r>
+        <w:t xml:space="preserve"> </w:t>
+      </w:r>
+      <w:r>
+        <w:rPr>
+          <w:b/>
+          <w:bCs/>
+        </w:rPr>
+        <w:t xml:space="preserve">“Show everything we filtered”</w:t>
+      </w:r>
+      <w:r>
+        <w:t xml:space="preserve"> </w:t>
+      </w:r>
+      <w:r>
+        <w:t xml:space="preserve">link reveals the low-impact/off-region noise</w:t>
+      </w:r>
+      <w:r>
+        <w:t xml:space="preserve"> </w:t>
+      </w:r>
+      <w:r>
+        <w:t xml:space="preserve">that was hidden by default — filter, don’t censor.</w:t>
       </w:r>
     </w:p>
     <w:bookmarkEnd w:id="10"/>
